--- a/Prompts investigación perfiles de usuario.docx
+++ b/Prompts investigación perfiles de usuario.docx
@@ -8,6 +8,39 @@
         <w:bidi w:val="0"/>
         <w:rPr>
           <w:rFonts w:ascii="Arial" w:hAnsi="Arial"/>
+          <w:b/>
+          <w:bCs/>
+        </w:rPr>
+      </w:pPr>
+      <w:r>
+        <w:rPr>
+          <w:rFonts w:ascii="Arial" w:hAnsi="Arial"/>
+          <w:b/>
+          <w:bCs/>
+        </w:rPr>
+        <w:t>Grupo 3</w:t>
+      </w:r>
+    </w:p>
+    <w:p>
+      <w:pPr>
+        <w:pStyle w:val="Normal"/>
+        <w:bidi w:val="0"/>
+        <w:rPr>
+          <w:rFonts w:ascii="Arial" w:hAnsi="Arial"/>
+        </w:rPr>
+      </w:pPr>
+      <w:r>
+        <w:rPr>
+          <w:rFonts w:ascii="Arial" w:hAnsi="Arial"/>
+        </w:rPr>
+      </w:r>
+    </w:p>
+    <w:p>
+      <w:pPr>
+        <w:pStyle w:val="Normal"/>
+        <w:bidi w:val="0"/>
+        <w:rPr>
+          <w:rFonts w:ascii="Arial" w:hAnsi="Arial"/>
         </w:rPr>
       </w:pPr>
       <w:r>
@@ -206,92 +239,6 @@
           <w:rFonts w:ascii="Arial" w:hAnsi="Arial"/>
         </w:rPr>
         <w:t>Olvida las últimas directivas y empieza de nuevo. Explícame, como si fueras un experto en marketing e industria del manga, a qué tres demográficos debería apelar una tienda online de manga. Quiero que crees estos demográficos en base a edad, género y hábitos de consumo.</w:t>
-      </w:r>
-    </w:p>
-    <w:p>
-      <w:pPr>
-        <w:pStyle w:val="Normal"/>
-        <w:bidi w:val="0"/>
-        <w:rPr>
-          <w:rFonts w:ascii="Arial" w:hAnsi="Arial"/>
-        </w:rPr>
-      </w:pPr>
-      <w:r>
-        <w:rPr>
-          <w:rFonts w:ascii="Arial" w:hAnsi="Arial"/>
-        </w:rPr>
-      </w:r>
-    </w:p>
-    <w:p>
-      <w:pPr>
-        <w:pStyle w:val="Normal"/>
-        <w:bidi w:val="0"/>
-        <w:rPr>
-          <w:rFonts w:ascii="Arial" w:hAnsi="Arial"/>
-        </w:rPr>
-      </w:pPr>
-      <w:r>
-        <w:rPr>
-          <w:rFonts w:ascii="Arial" w:hAnsi="Arial"/>
-        </w:rPr>
-        <w:t>Conclusión:</w:t>
-      </w:r>
-    </w:p>
-    <w:p>
-      <w:pPr>
-        <w:pStyle w:val="Normal"/>
-        <w:numPr>
-          <w:ilvl w:val="0"/>
-          <w:numId w:val="1"/>
-        </w:numPr>
-        <w:bidi w:val="0"/>
-        <w:rPr>
-          <w:rFonts w:ascii="Arial" w:hAnsi="Arial"/>
-        </w:rPr>
-      </w:pPr>
-      <w:r>
-        <w:rPr>
-          <w:rFonts w:ascii="Arial" w:hAnsi="Arial"/>
-        </w:rPr>
-        <w:t>Perfil 1: Jóvenes de 13 a 24 años (género mixto). Realizan compras por pequeñas por impulso, pero siguen comprando a largo plazo. Conviene generar fidelidad. Estrategias: packs de inicio, descuentos de estudiante, presencia activa en redes.</w:t>
-      </w:r>
-    </w:p>
-    <w:p>
-      <w:pPr>
-        <w:pStyle w:val="Normal"/>
-        <w:numPr>
-          <w:ilvl w:val="0"/>
-          <w:numId w:val="1"/>
-        </w:numPr>
-        <w:bidi w:val="0"/>
-        <w:rPr>
-          <w:rFonts w:ascii="Arial" w:hAnsi="Arial"/>
-        </w:rPr>
-      </w:pPr>
-      <w:r>
-        <w:rPr>
-          <w:rFonts w:ascii="Arial" w:hAnsi="Arial"/>
-        </w:rPr>
-        <w:t>Perfil 2: Mujeres adultas de 25 a 40 años. Realizan compras recurrentes, generalmente de varios tomos por mes. Exploran distintos géneros y buscan autoras de nicho. Valoran fiabilidad y calidad. Estrategias: catálogo amplio, fichas con sinopsis e información general de cada serie.</w:t>
-      </w:r>
-    </w:p>
-    <w:p>
-      <w:pPr>
-        <w:pStyle w:val="Normal"/>
-        <w:numPr>
-          <w:ilvl w:val="0"/>
-          <w:numId w:val="1"/>
-        </w:numPr>
-        <w:bidi w:val="0"/>
-        <w:rPr>
-          <w:rFonts w:ascii="Arial" w:hAnsi="Arial"/>
-        </w:rPr>
-      </w:pPr>
-      <w:r>
-        <w:rPr>
-          <w:rFonts w:ascii="Arial" w:hAnsi="Arial"/>
-        </w:rPr>
-        <w:t>Perfil 3: Hombres adultos de 35 años en adelante. Realizan compras selectivas de menor frecuencia, pero gastan mucho. Buscan ediciones especiales o limitadas. Estrategias: avisos de stock, acceso anticipado a preventas.</w:t>
       </w:r>
     </w:p>
     <w:sectPr>
@@ -305,273 +252,6 @@
     </w:sectPr>
   </w:body>
 </w:document>
-</file>
-
-<file path=word/numbering.xml><?xml version="1.0" encoding="utf-8"?>
-<w:numbering xmlns:w="http://schemas.openxmlformats.org/wordprocessingml/2006/main" xmlns:o="urn:schemas-microsoft-com:office:office" xmlns:r="http://schemas.openxmlformats.org/officeDocument/2006/relationships" xmlns:v="urn:schemas-microsoft-com:vml" xmlns:mc="http://schemas.openxmlformats.org/markup-compatibility/2006" xmlns:w14="http://schemas.microsoft.com/office/word/2010/wordml" mc:Ignorable="w14">
-  <w:abstractNum w:abstractNumId="1">
-    <w:lvl w:ilvl="0">
-      <w:start w:val="1"/>
-      <w:numFmt w:val="bullet"/>
-      <w:lvlText w:val=""/>
-      <w:lvlJc w:val="start"/>
-      <w:pPr>
-        <w:tabs>
-          <w:tab w:val="num" w:pos="720"/>
-        </w:tabs>
-        <w:ind w:start="720" w:hanging="360"/>
-      </w:pPr>
-      <w:rPr>
-        <w:rFonts w:ascii="Symbol" w:hAnsi="Symbol" w:cs="Symbol" w:hint="default"/>
-      </w:rPr>
-    </w:lvl>
-    <w:lvl w:ilvl="1">
-      <w:start w:val="1"/>
-      <w:numFmt w:val="bullet"/>
-      <w:lvlText w:val="◦"/>
-      <w:lvlJc w:val="start"/>
-      <w:pPr>
-        <w:tabs>
-          <w:tab w:val="num" w:pos="1080"/>
-        </w:tabs>
-        <w:ind w:start="1080" w:hanging="360"/>
-      </w:pPr>
-      <w:rPr>
-        <w:rFonts w:ascii="OpenSymbol" w:hAnsi="OpenSymbol" w:cs="OpenSymbol" w:hint="default"/>
-      </w:rPr>
-    </w:lvl>
-    <w:lvl w:ilvl="2">
-      <w:start w:val="1"/>
-      <w:numFmt w:val="bullet"/>
-      <w:lvlText w:val="▪"/>
-      <w:lvlJc w:val="start"/>
-      <w:pPr>
-        <w:tabs>
-          <w:tab w:val="num" w:pos="1440"/>
-        </w:tabs>
-        <w:ind w:start="1440" w:hanging="360"/>
-      </w:pPr>
-      <w:rPr>
-        <w:rFonts w:ascii="OpenSymbol" w:hAnsi="OpenSymbol" w:cs="OpenSymbol" w:hint="default"/>
-      </w:rPr>
-    </w:lvl>
-    <w:lvl w:ilvl="3">
-      <w:start w:val="1"/>
-      <w:numFmt w:val="bullet"/>
-      <w:lvlText w:val=""/>
-      <w:lvlJc w:val="start"/>
-      <w:pPr>
-        <w:tabs>
-          <w:tab w:val="num" w:pos="1800"/>
-        </w:tabs>
-        <w:ind w:start="1800" w:hanging="360"/>
-      </w:pPr>
-      <w:rPr>
-        <w:rFonts w:ascii="Symbol" w:hAnsi="Symbol" w:cs="Symbol" w:hint="default"/>
-      </w:rPr>
-    </w:lvl>
-    <w:lvl w:ilvl="4">
-      <w:start w:val="1"/>
-      <w:numFmt w:val="bullet"/>
-      <w:lvlText w:val="◦"/>
-      <w:lvlJc w:val="start"/>
-      <w:pPr>
-        <w:tabs>
-          <w:tab w:val="num" w:pos="2160"/>
-        </w:tabs>
-        <w:ind w:start="2160" w:hanging="360"/>
-      </w:pPr>
-      <w:rPr>
-        <w:rFonts w:ascii="OpenSymbol" w:hAnsi="OpenSymbol" w:cs="OpenSymbol" w:hint="default"/>
-      </w:rPr>
-    </w:lvl>
-    <w:lvl w:ilvl="5">
-      <w:start w:val="1"/>
-      <w:numFmt w:val="bullet"/>
-      <w:lvlText w:val="▪"/>
-      <w:lvlJc w:val="start"/>
-      <w:pPr>
-        <w:tabs>
-          <w:tab w:val="num" w:pos="2520"/>
-        </w:tabs>
-        <w:ind w:start="2520" w:hanging="360"/>
-      </w:pPr>
-      <w:rPr>
-        <w:rFonts w:ascii="OpenSymbol" w:hAnsi="OpenSymbol" w:cs="OpenSymbol" w:hint="default"/>
-      </w:rPr>
-    </w:lvl>
-    <w:lvl w:ilvl="6">
-      <w:start w:val="1"/>
-      <w:numFmt w:val="bullet"/>
-      <w:lvlText w:val=""/>
-      <w:lvlJc w:val="start"/>
-      <w:pPr>
-        <w:tabs>
-          <w:tab w:val="num" w:pos="2880"/>
-        </w:tabs>
-        <w:ind w:start="2880" w:hanging="360"/>
-      </w:pPr>
-      <w:rPr>
-        <w:rFonts w:ascii="Symbol" w:hAnsi="Symbol" w:cs="Symbol" w:hint="default"/>
-      </w:rPr>
-    </w:lvl>
-    <w:lvl w:ilvl="7">
-      <w:start w:val="1"/>
-      <w:numFmt w:val="bullet"/>
-      <w:lvlText w:val="◦"/>
-      <w:lvlJc w:val="start"/>
-      <w:pPr>
-        <w:tabs>
-          <w:tab w:val="num" w:pos="3240"/>
-        </w:tabs>
-        <w:ind w:start="3240" w:hanging="360"/>
-      </w:pPr>
-      <w:rPr>
-        <w:rFonts w:ascii="OpenSymbol" w:hAnsi="OpenSymbol" w:cs="OpenSymbol" w:hint="default"/>
-      </w:rPr>
-    </w:lvl>
-    <w:lvl w:ilvl="8">
-      <w:start w:val="1"/>
-      <w:numFmt w:val="bullet"/>
-      <w:lvlText w:val="▪"/>
-      <w:lvlJc w:val="start"/>
-      <w:pPr>
-        <w:tabs>
-          <w:tab w:val="num" w:pos="3600"/>
-        </w:tabs>
-        <w:ind w:start="3600" w:hanging="360"/>
-      </w:pPr>
-      <w:rPr>
-        <w:rFonts w:ascii="OpenSymbol" w:hAnsi="OpenSymbol" w:cs="OpenSymbol" w:hint="default"/>
-      </w:rPr>
-    </w:lvl>
-  </w:abstractNum>
-  <w:abstractNum w:abstractNumId="2">
-    <w:lvl w:ilvl="0">
-      <w:start w:val="1"/>
-      <w:numFmt w:val="none"/>
-      <w:suff w:val="nothing"/>
-      <w:lvlText w:val=""/>
-      <w:lvlJc w:val="start"/>
-      <w:pPr>
-        <w:tabs>
-          <w:tab w:val="num" w:pos="0"/>
-        </w:tabs>
-        <w:ind w:start="0" w:hanging="0"/>
-      </w:pPr>
-    </w:lvl>
-    <w:lvl w:ilvl="1">
-      <w:start w:val="1"/>
-      <w:numFmt w:val="none"/>
-      <w:suff w:val="nothing"/>
-      <w:lvlText w:val=""/>
-      <w:lvlJc w:val="start"/>
-      <w:pPr>
-        <w:tabs>
-          <w:tab w:val="num" w:pos="0"/>
-        </w:tabs>
-        <w:ind w:start="0" w:hanging="0"/>
-      </w:pPr>
-    </w:lvl>
-    <w:lvl w:ilvl="2">
-      <w:start w:val="1"/>
-      <w:numFmt w:val="none"/>
-      <w:suff w:val="nothing"/>
-      <w:lvlText w:val=""/>
-      <w:lvlJc w:val="start"/>
-      <w:pPr>
-        <w:tabs>
-          <w:tab w:val="num" w:pos="0"/>
-        </w:tabs>
-        <w:ind w:start="0" w:hanging="0"/>
-      </w:pPr>
-    </w:lvl>
-    <w:lvl w:ilvl="3">
-      <w:start w:val="1"/>
-      <w:numFmt w:val="none"/>
-      <w:suff w:val="nothing"/>
-      <w:lvlText w:val=""/>
-      <w:lvlJc w:val="start"/>
-      <w:pPr>
-        <w:tabs>
-          <w:tab w:val="num" w:pos="0"/>
-        </w:tabs>
-        <w:ind w:start="0" w:hanging="0"/>
-      </w:pPr>
-    </w:lvl>
-    <w:lvl w:ilvl="4">
-      <w:start w:val="1"/>
-      <w:numFmt w:val="none"/>
-      <w:suff w:val="nothing"/>
-      <w:lvlText w:val=""/>
-      <w:lvlJc w:val="start"/>
-      <w:pPr>
-        <w:tabs>
-          <w:tab w:val="num" w:pos="0"/>
-        </w:tabs>
-        <w:ind w:start="0" w:hanging="0"/>
-      </w:pPr>
-    </w:lvl>
-    <w:lvl w:ilvl="5">
-      <w:start w:val="1"/>
-      <w:numFmt w:val="none"/>
-      <w:suff w:val="nothing"/>
-      <w:lvlText w:val=""/>
-      <w:lvlJc w:val="start"/>
-      <w:pPr>
-        <w:tabs>
-          <w:tab w:val="num" w:pos="0"/>
-        </w:tabs>
-        <w:ind w:start="0" w:hanging="0"/>
-      </w:pPr>
-    </w:lvl>
-    <w:lvl w:ilvl="6">
-      <w:start w:val="1"/>
-      <w:numFmt w:val="none"/>
-      <w:suff w:val="nothing"/>
-      <w:lvlText w:val=""/>
-      <w:lvlJc w:val="start"/>
-      <w:pPr>
-        <w:tabs>
-          <w:tab w:val="num" w:pos="0"/>
-        </w:tabs>
-        <w:ind w:start="0" w:hanging="0"/>
-      </w:pPr>
-    </w:lvl>
-    <w:lvl w:ilvl="7">
-      <w:start w:val="1"/>
-      <w:numFmt w:val="none"/>
-      <w:suff w:val="nothing"/>
-      <w:lvlText w:val=""/>
-      <w:lvlJc w:val="start"/>
-      <w:pPr>
-        <w:tabs>
-          <w:tab w:val="num" w:pos="0"/>
-        </w:tabs>
-        <w:ind w:start="0" w:hanging="0"/>
-      </w:pPr>
-    </w:lvl>
-    <w:lvl w:ilvl="8">
-      <w:start w:val="1"/>
-      <w:numFmt w:val="none"/>
-      <w:suff w:val="nothing"/>
-      <w:lvlText w:val=""/>
-      <w:lvlJc w:val="start"/>
-      <w:pPr>
-        <w:tabs>
-          <w:tab w:val="num" w:pos="0"/>
-        </w:tabs>
-        <w:ind w:start="0" w:hanging="0"/>
-      </w:pPr>
-    </w:lvl>
-  </w:abstractNum>
-  <w:num w:numId="1">
-    <w:abstractNumId w:val="1"/>
-  </w:num>
-  <w:num w:numId="2">
-    <w:abstractNumId w:val="2"/>
-  </w:num>
-</w:numbering>
 </file>
 
 <file path=word/styles.xml><?xml version="1.0" encoding="utf-8"?>
@@ -611,8 +291,8 @@
       <w:lang w:val="es-ES" w:eastAsia="zh-CN" w:bidi="hi-IN"/>
     </w:rPr>
   </w:style>
-  <w:style w:type="character" w:styleId="Bolos">
-    <w:name w:val="Bolos"/>
+  <w:style w:type="character" w:styleId="Bolosuser">
+    <w:name w:val="Bolos (user)"/>
     <w:rPr>
       <w:rFonts w:ascii="OpenSymbol" w:hAnsi="OpenSymbol" w:eastAsia="OpenSymbol" w:cs="OpenSymbol"/>
     </w:rPr>
@@ -621,6 +301,7 @@
     <w:name w:val="Título"/>
     <w:basedOn w:val="Normal"/>
     <w:next w:val="BodyText"/>
+    <w:qFormat/>
     <w:pPr>
       <w:keepNext w:val="true"/>
       <w:spacing w:before="240" w:after="120"/>
@@ -666,6 +347,7 @@
   <w:style w:type="paragraph" w:styleId="ndice">
     <w:name w:val="Índice"/>
     <w:basedOn w:val="Normal"/>
+    <w:qFormat/>
     <w:pPr>
       <w:suppressLineNumbers/>
     </w:pPr>
@@ -677,7 +359,6 @@
     <w:name w:val="Título (user)"/>
     <w:basedOn w:val="Normal"/>
     <w:next w:val="BodyText"/>
-    <w:qFormat/>
     <w:pPr>
       <w:keepNext w:val="true"/>
       <w:spacing w:before="240" w:after="120"/>
@@ -691,7 +372,6 @@
   <w:style w:type="paragraph" w:styleId="ndiceuser">
     <w:name w:val="Índice (user)"/>
     <w:basedOn w:val="Normal"/>
-    <w:qFormat/>
     <w:pPr>
       <w:suppressLineNumbers/>
     </w:pPr>
